--- a/018160 - Wood Supply Chain Disclosure Requirements v1.0.docx
+++ b/018160 - Wood Supply Chain Disclosure Requirements v1.0.docx
@@ -42,7 +42,39 @@
           <w:i/>
           <w:color w:val="C00000"/>
         </w:rPr>
-        <w:t>Instructions:  Select appropriate products and levels of transparency and other related options in red.  Then, delete unused red text and embedded instructions prior to publishing specification.</w:t>
+        <w:t>Instructions</w:t>
+      </w:r>
+      <w:proofErr w:type="gramStart"/>
+      <w:r>
+        <w:rPr>
+          <w:i/>
+          <w:color w:val="C00000"/>
+        </w:rPr>
+        <w:t>:  Select</w:t>
+      </w:r>
+      <w:proofErr w:type="gramEnd"/>
+      <w:r>
+        <w:rPr>
+          <w:i/>
+          <w:color w:val="C00000"/>
+        </w:rPr>
+        <w:t xml:space="preserve"> appropriate products and levels of transparency and other related options in </w:t>
+      </w:r>
+      <w:proofErr w:type="gramStart"/>
+      <w:r>
+        <w:rPr>
+          <w:i/>
+          <w:color w:val="FF0000"/>
+        </w:rPr>
+        <w:t>red</w:t>
+      </w:r>
+      <w:proofErr w:type="gramEnd"/>
+      <w:r>
+        <w:rPr>
+          <w:i/>
+          <w:color w:val="C00000"/>
+        </w:rPr>
+        <w:t>.  Then, delete unused red text and embedded instructions prior to publishing specification.</w:t>
       </w:r>
     </w:p>
     <w:p>
@@ -67,6 +99,7 @@
         <w:t xml:space="preserve">Optionally, this section may stand alone and reference relevant products or Division 06 sections that will be subject to these disclosure requirements, or portions of this language may be inserted directly into those relevant sections instead.  Because of the large Part 1 of this section, filled with many helpful definitions, it has made sense to keep this as its own </w:t>
       </w:r>
       <w:proofErr w:type="spellStart"/>
+      <w:proofErr w:type="gramStart"/>
       <w:r>
         <w:rPr>
           <w:i/>
@@ -75,6 +108,7 @@
         <w:t>stand alone</w:t>
       </w:r>
       <w:proofErr w:type="spellEnd"/>
+      <w:proofErr w:type="gramEnd"/>
       <w:r>
         <w:rPr>
           <w:i/>
@@ -313,7 +347,7 @@
         <w:rPr>
           <w:color w:val="FF0000"/>
         </w:rPr>
-        <w:t>Glue Laminated Timber (GLT).</w:t>
+        <w:t>Glue Laminated Timber (Glulam, GLT, GLB).</w:t>
       </w:r>
     </w:p>
     <w:p>
@@ -409,30 +443,6 @@
         <w:rPr>
           <w:color w:val="FF0000"/>
         </w:rPr>
-        <w:t>Glue Laminated Timber Beams (GLM).</w:t>
-      </w:r>
-    </w:p>
-    <w:p>
-      <w:pPr>
-        <w:numPr>
-          <w:ilvl w:val="4"/>
-          <w:numId w:val="2"/>
-        </w:numPr>
-        <w:pBdr>
-          <w:top w:val="nil"/>
-          <w:left w:val="nil"/>
-          <w:bottom w:val="nil"/>
-          <w:right w:val="nil"/>
-          <w:between w:val="nil"/>
-        </w:pBdr>
-        <w:rPr>
-          <w:color w:val="FF0000"/>
-        </w:rPr>
-      </w:pPr>
-      <w:r>
-        <w:rPr>
-          <w:color w:val="FF0000"/>
-        </w:rPr>
         <w:t>Laminated veneer lumber (LVL).</w:t>
       </w:r>
     </w:p>
@@ -458,6 +468,30 @@
           <w:color w:val="FF0000"/>
         </w:rPr>
         <w:t>Parallel strand lumber (PSL).</w:t>
+      </w:r>
+    </w:p>
+    <w:p>
+      <w:pPr>
+        <w:numPr>
+          <w:ilvl w:val="4"/>
+          <w:numId w:val="2"/>
+        </w:numPr>
+        <w:pBdr>
+          <w:top w:val="nil"/>
+          <w:left w:val="nil"/>
+          <w:bottom w:val="nil"/>
+          <w:right w:val="nil"/>
+          <w:between w:val="nil"/>
+        </w:pBdr>
+        <w:rPr>
+          <w:color w:val="FF0000"/>
+        </w:rPr>
+      </w:pPr>
+      <w:r>
+        <w:rPr>
+          <w:color w:val="FF0000"/>
+        </w:rPr>
+        <w:t>Plywood.</w:t>
       </w:r>
     </w:p>
     <w:p>
@@ -554,7 +588,7 @@
         <w:rPr>
           <w:color w:val="FF0000"/>
         </w:rPr>
-        <w:t>Plywood.</w:t>
+        <w:t>Wood millwork/trim.</w:t>
       </w:r>
     </w:p>
     <w:p>
@@ -638,7 +672,35 @@
         <w:rPr>
           <w:color w:val="000000"/>
         </w:rPr>
-        <w:t>For additional definitions, see "Reference Sheet" in attached Wood Supply Chain Product Disclosure Form.</w:t>
+        <w:t xml:space="preserve">For additional definitions, see </w:t>
+      </w:r>
+      <w:proofErr w:type="gramStart"/>
+      <w:r>
+        <w:rPr>
+          <w:color w:val="000000"/>
+        </w:rPr>
+        <w:t>"Reference</w:t>
+      </w:r>
+      <w:proofErr w:type="gramEnd"/>
+      <w:r>
+        <w:rPr>
+          <w:color w:val="000000"/>
+        </w:rPr>
+        <w:t xml:space="preserve"> Sheet</w:t>
+      </w:r>
+      <w:proofErr w:type="gramStart"/>
+      <w:r>
+        <w:rPr>
+          <w:color w:val="000000"/>
+        </w:rPr>
+        <w:t>" in</w:t>
+      </w:r>
+      <w:proofErr w:type="gramEnd"/>
+      <w:r>
+        <w:rPr>
+          <w:color w:val="000000"/>
+        </w:rPr>
+        <w:t xml:space="preserve"> attached Wood Supply Chain Product Disclosure Form.</w:t>
       </w:r>
     </w:p>
     <w:p>
@@ -659,16 +721,18 @@
         <w:rPr>
           <w:color w:val="000000"/>
         </w:rPr>
-        <w:t>Log Sources Aggregation Timeline (LSAT):</w:t>
-      </w:r>
-      <w:r>
-        <w:rPr>
-          <w:color w:val="000000"/>
-        </w:rPr>
-        <w:t xml:space="preserve"> </w:t>
-      </w:r>
-      <w:r>
-        <w:t>Date range within which a particular mill compiled logs from one or more land owner sources used to create wood products provided for Project.</w:t>
+        <w:t xml:space="preserve">Log Sources Aggregation Timeline (LSAT): </w:t>
+      </w:r>
+      <w:r>
+        <w:t xml:space="preserve">Date range within which a particular mill compiled logs from one or more </w:t>
+      </w:r>
+      <w:proofErr w:type="gramStart"/>
+      <w:r>
+        <w:t>land owner</w:t>
+      </w:r>
+      <w:proofErr w:type="gramEnd"/>
+      <w:r>
+        <w:t xml:space="preserve"> sources used to create wood products provided for Project.</w:t>
       </w:r>
     </w:p>
     <w:p>
@@ -689,7 +753,21 @@
         <w:rPr>
           <w:color w:val="000000"/>
         </w:rPr>
-        <w:t>Timberland Owner Types: Category designations for land owners including:</w:t>
+        <w:t xml:space="preserve">Timberland Owner Types: Category designations for </w:t>
+      </w:r>
+      <w:proofErr w:type="gramStart"/>
+      <w:r>
+        <w:rPr>
+          <w:color w:val="000000"/>
+        </w:rPr>
+        <w:t>land owners</w:t>
+      </w:r>
+      <w:proofErr w:type="gramEnd"/>
+      <w:r>
+        <w:rPr>
+          <w:color w:val="000000"/>
+        </w:rPr>
+        <w:t xml:space="preserve"> including:</w:t>
       </w:r>
     </w:p>
     <w:p>
@@ -752,7 +830,21 @@
         <w:rPr>
           <w:color w:val="000000"/>
         </w:rPr>
-        <w:t>Industrial: Large private landowners where timberlands are owned by same entity that owns the mill.</w:t>
+        <w:t xml:space="preserve">Industrial: Large private landowners where timberlands are owned by </w:t>
+      </w:r>
+      <w:proofErr w:type="gramStart"/>
+      <w:r>
+        <w:rPr>
+          <w:color w:val="000000"/>
+        </w:rPr>
+        <w:t>same</w:t>
+      </w:r>
+      <w:proofErr w:type="gramEnd"/>
+      <w:r>
+        <w:rPr>
+          <w:color w:val="000000"/>
+        </w:rPr>
+        <w:t xml:space="preserve"> entity that owns the mill.</w:t>
       </w:r>
     </w:p>
     <w:p>
@@ -809,10 +901,7 @@
         </w:pBdr>
       </w:pPr>
       <w:r>
-        <w:t>American</w:t>
-      </w:r>
-      <w:r>
-        <w:t xml:space="preserve"> Indian, Alaska Native, </w:t>
+        <w:t xml:space="preserve">American Indian, Alaska Native, </w:t>
       </w:r>
       <w:r>
         <w:rPr>
@@ -959,7 +1048,14 @@
         <w:rPr>
           <w:color w:val="000000"/>
         </w:rPr>
-        <w:t>Wood Product:  </w:t>
+        <w:t>Wood Product</w:t>
+      </w:r>
+      <w:proofErr w:type="gramStart"/>
+      <w:r>
+        <w:rPr>
+          <w:color w:val="000000"/>
+        </w:rPr>
+        <w:t>:  </w:t>
       </w:r>
       <w:r>
         <w:t>B</w:t>
@@ -968,7 +1064,14 @@
         <w:rPr>
           <w:color w:val="000000"/>
         </w:rPr>
-        <w:t>uilding product primarily or entirely composed of wood inputs</w:t>
+        <w:t>uilding</w:t>
+      </w:r>
+      <w:proofErr w:type="gramEnd"/>
+      <w:r>
+        <w:rPr>
+          <w:color w:val="000000"/>
+        </w:rPr>
+        <w:t xml:space="preserve"> product primarily or entirely composed of wood inputs</w:t>
       </w:r>
       <w:r>
         <w:t xml:space="preserve">, including whole trees (e.g. debarked, uncut), solid sawn products (e.g. dimension lumber, heavy timbers) and engineered wood products (i.e. wood products comprised of smaller pieces laminated together with glue or fasteners).  </w:t>
@@ -1041,28 +1144,56 @@
         <w:rPr>
           <w:color w:val="000000"/>
         </w:rPr>
-        <w:t>Contractor:  Company that purchases and installs or coordinates installation of final wood products on a building project.</w:t>
-      </w:r>
-    </w:p>
-    <w:p>
-      <w:pPr>
-        <w:numPr>
-          <w:ilvl w:val="4"/>
-          <w:numId w:val="2"/>
-        </w:numPr>
-        <w:pBdr>
-          <w:top w:val="nil"/>
-          <w:left w:val="nil"/>
-          <w:bottom w:val="nil"/>
-          <w:right w:val="nil"/>
-          <w:between w:val="nil"/>
-        </w:pBdr>
-      </w:pPr>
-      <w:r>
-        <w:rPr>
-          <w:color w:val="000000"/>
-        </w:rPr>
-        <w:t>Distributor:  Lumber yard, retail establishment, or other product distributor that sells wood products to Contractor.</w:t>
+        <w:t>Contractor</w:t>
+      </w:r>
+      <w:proofErr w:type="gramStart"/>
+      <w:r>
+        <w:rPr>
+          <w:color w:val="000000"/>
+        </w:rPr>
+        <w:t>:  Company</w:t>
+      </w:r>
+      <w:proofErr w:type="gramEnd"/>
+      <w:r>
+        <w:rPr>
+          <w:color w:val="000000"/>
+        </w:rPr>
+        <w:t xml:space="preserve"> that purchases and installs or coordinates installation of final wood products on a building project.</w:t>
+      </w:r>
+    </w:p>
+    <w:p>
+      <w:pPr>
+        <w:numPr>
+          <w:ilvl w:val="4"/>
+          <w:numId w:val="2"/>
+        </w:numPr>
+        <w:pBdr>
+          <w:top w:val="nil"/>
+          <w:left w:val="nil"/>
+          <w:bottom w:val="nil"/>
+          <w:right w:val="nil"/>
+          <w:between w:val="nil"/>
+        </w:pBdr>
+      </w:pPr>
+      <w:r>
+        <w:rPr>
+          <w:color w:val="000000"/>
+        </w:rPr>
+        <w:t>Distributor</w:t>
+      </w:r>
+      <w:proofErr w:type="gramStart"/>
+      <w:r>
+        <w:rPr>
+          <w:color w:val="000000"/>
+        </w:rPr>
+        <w:t>:  Lumber</w:t>
+      </w:r>
+      <w:proofErr w:type="gramEnd"/>
+      <w:r>
+        <w:rPr>
+          <w:color w:val="000000"/>
+        </w:rPr>
+        <w:t xml:space="preserve"> yard, retail establishment, or other product distributor that sells wood products to Contractor.</w:t>
       </w:r>
     </w:p>
     <w:p>
@@ -1101,7 +1232,21 @@
         <w:rPr>
           <w:color w:val="000000"/>
         </w:rPr>
-        <w:t xml:space="preserve">Manufacturer / Laminator:  A manufacturer of final consumer building products like </w:t>
+        <w:t>Manufacturer / Laminator</w:t>
+      </w:r>
+      <w:proofErr w:type="gramStart"/>
+      <w:r>
+        <w:rPr>
+          <w:color w:val="000000"/>
+        </w:rPr>
+        <w:t>:  A</w:t>
+      </w:r>
+      <w:proofErr w:type="gramEnd"/>
+      <w:r>
+        <w:rPr>
+          <w:color w:val="000000"/>
+        </w:rPr>
+        <w:t xml:space="preserve"> manufacturer of final consumer building products like </w:t>
       </w:r>
       <w:proofErr w:type="spellStart"/>
       <w:r>
@@ -1139,7 +1284,21 @@
         <w:rPr>
           <w:color w:val="000000"/>
         </w:rPr>
-        <w:t xml:space="preserve">Broker:  Company that buys and sells wood </w:t>
+        <w:t>Broker</w:t>
+      </w:r>
+      <w:proofErr w:type="gramStart"/>
+      <w:r>
+        <w:rPr>
+          <w:color w:val="000000"/>
+        </w:rPr>
+        <w:t>:  Company</w:t>
+      </w:r>
+      <w:proofErr w:type="gramEnd"/>
+      <w:r>
+        <w:rPr>
+          <w:color w:val="000000"/>
+        </w:rPr>
+        <w:t xml:space="preserve"> that buys and sells wood </w:t>
       </w:r>
       <w:r>
         <w:t>inputs</w:t>
@@ -1192,16 +1351,38 @@
         <w:rPr>
           <w:color w:val="000000"/>
         </w:rPr>
-        <w:t>emanufacturers:  </w:t>
-      </w:r>
-      <w:r>
-        <w:t xml:space="preserve">mills / manufacturers </w:t>
-      </w:r>
-      <w:r>
-        <w:rPr>
-          <w:color w:val="000000"/>
-        </w:rPr>
-        <w:t xml:space="preserve"> that buy and further refine </w:t>
+        <w:t>emanufacturers</w:t>
+      </w:r>
+      <w:proofErr w:type="gramStart"/>
+      <w:r>
+        <w:rPr>
+          <w:color w:val="000000"/>
+        </w:rPr>
+        <w:t>:  </w:t>
+      </w:r>
+      <w:r>
+        <w:t>mills</w:t>
+      </w:r>
+      <w:proofErr w:type="gramEnd"/>
+      <w:r>
+        <w:t xml:space="preserve"> / </w:t>
+      </w:r>
+      <w:proofErr w:type="gramStart"/>
+      <w:r>
+        <w:t xml:space="preserve">manufacturers </w:t>
+      </w:r>
+      <w:r>
+        <w:rPr>
+          <w:color w:val="000000"/>
+        </w:rPr>
+        <w:t xml:space="preserve"> that</w:t>
+      </w:r>
+      <w:proofErr w:type="gramEnd"/>
+      <w:r>
+        <w:rPr>
+          <w:color w:val="000000"/>
+        </w:rPr>
+        <w:t xml:space="preserve"> buy and further refine </w:t>
       </w:r>
       <w:r>
         <w:t>materials from primary mills, including breaking down</w:t>
@@ -1225,6 +1406,7 @@
         <w:t xml:space="preserve"> green lumber bought from another entity, and/or provides "finishing" services like </w:t>
       </w:r>
       <w:proofErr w:type="spellStart"/>
+      <w:proofErr w:type="gramStart"/>
       <w:r>
         <w:rPr>
           <w:color w:val="000000"/>
@@ -1232,6 +1414,7 @@
         <w:t>planing</w:t>
       </w:r>
       <w:proofErr w:type="spellEnd"/>
+      <w:proofErr w:type="gramEnd"/>
       <w:r>
         <w:rPr>
           <w:color w:val="000000"/>
@@ -1257,7 +1440,21 @@
         <w:rPr>
           <w:color w:val="000000"/>
         </w:rPr>
-        <w:t xml:space="preserve">Primary Mill:  A mill that processes full round wood logs into basic wood </w:t>
+        <w:t>Primary Mill</w:t>
+      </w:r>
+      <w:proofErr w:type="gramStart"/>
+      <w:r>
+        <w:rPr>
+          <w:color w:val="000000"/>
+        </w:rPr>
+        <w:t>:  A</w:t>
+      </w:r>
+      <w:proofErr w:type="gramEnd"/>
+      <w:r>
+        <w:rPr>
+          <w:color w:val="000000"/>
+        </w:rPr>
+        <w:t xml:space="preserve"> mill that processes full round wood logs into basic wood </w:t>
       </w:r>
       <w:r>
         <w:t xml:space="preserve">components </w:t>
@@ -1314,7 +1511,21 @@
         <w:rPr>
           <w:color w:val="000000"/>
         </w:rPr>
-        <w:t xml:space="preserve">and Owner:  Owner or </w:t>
+        <w:t>and Owner</w:t>
+      </w:r>
+      <w:proofErr w:type="gramStart"/>
+      <w:r>
+        <w:rPr>
+          <w:color w:val="000000"/>
+        </w:rPr>
+        <w:t>:  Owner</w:t>
+      </w:r>
+      <w:proofErr w:type="gramEnd"/>
+      <w:r>
+        <w:rPr>
+          <w:color w:val="000000"/>
+        </w:rPr>
+        <w:t xml:space="preserve"> or </w:t>
       </w:r>
       <w:r>
         <w:t>o</w:t>
@@ -1389,7 +1600,15 @@
         </w:pBdr>
       </w:pPr>
       <w:r>
-        <w:t>Level 1:  Disclosure to Primary Manufacturer / Finishing Mill</w:t>
+        <w:t>Level 1</w:t>
+      </w:r>
+      <w:proofErr w:type="gramStart"/>
+      <w:r>
+        <w:t>:  Disclosure</w:t>
+      </w:r>
+      <w:proofErr w:type="gramEnd"/>
+      <w:r>
+        <w:t xml:space="preserve"> to Primary Manufacturer / Finishing Mill</w:t>
       </w:r>
     </w:p>
     <w:p>
@@ -1419,7 +1638,15 @@
         </w:pBdr>
       </w:pPr>
       <w:r>
-        <w:t>Level 2:  Disclosure to Supply Area / Primary Mill</w:t>
+        <w:t>Level 2</w:t>
+      </w:r>
+      <w:proofErr w:type="gramStart"/>
+      <w:r>
+        <w:t>:  Disclosure</w:t>
+      </w:r>
+      <w:proofErr w:type="gramEnd"/>
+      <w:r>
+        <w:t xml:space="preserve"> to Supply Area / Primary Mill</w:t>
       </w:r>
     </w:p>
     <w:p>
@@ -1450,7 +1677,15 @@
         </w:pBdr>
       </w:pPr>
       <w:r>
-        <w:t>Level 3:  Disclosure to Specific Landowner / Forest Management Unit</w:t>
+        <w:t>Level 3</w:t>
+      </w:r>
+      <w:proofErr w:type="gramStart"/>
+      <w:r>
+        <w:t>:  Disclosure</w:t>
+      </w:r>
+      <w:proofErr w:type="gramEnd"/>
+      <w:r>
+        <w:t xml:space="preserve"> to Specific Landowner / Forest Management Unit</w:t>
       </w:r>
     </w:p>
     <w:p>
@@ -1462,24 +1697,54 @@
         <w:ind w:hanging="416"/>
       </w:pPr>
       <w:r>
-        <w:t>Log Inputs from Landowners - information about the landowners and the logs that were provided to the project</w:t>
-      </w:r>
-      <w:r>
-        <w:t xml:space="preserve">. </w:t>
+        <w:t xml:space="preserve">Log Inputs from Landowners - information about the landowners and the logs that were provided </w:t>
+      </w:r>
+      <w:proofErr w:type="gramStart"/>
+      <w:r>
+        <w:t>to</w:t>
+      </w:r>
+      <w:proofErr w:type="gramEnd"/>
+      <w:r>
+        <w:t xml:space="preserve"> the project. </w:t>
       </w:r>
       <w:r>
         <w:rPr>
           <w:i/>
           <w:color w:val="C00000"/>
         </w:rPr>
-        <w:t>This section is divided into a “required” section, which covers information that should be more easily available such as LSAT, landowner type, log volume, general forest location,  etc. Additionally, the form contains an “optional” section that contains desirable information about the log sources but may require more effort to procure.  This type of information includes more specific forest name/location, landowner identification and contact information, harvest identification info, etc.  Adjust Disclosur</w:t>
-      </w:r>
+        <w:t xml:space="preserve">This section is divided into a “required” section, which covers information that should be more easily available such as LSAT, landowner type, log volume, general forest </w:t>
+      </w:r>
+      <w:proofErr w:type="gramStart"/>
       <w:r>
         <w:rPr>
           <w:i/>
           <w:color w:val="C00000"/>
         </w:rPr>
-        <w:t>e Form to capture what is deemed to be Required vs. Optional for the project this specification applies to.</w:t>
+        <w:t>location,  etc.</w:t>
+      </w:r>
+      <w:proofErr w:type="gramEnd"/>
+      <w:r>
+        <w:rPr>
+          <w:i/>
+          <w:color w:val="C00000"/>
+        </w:rPr>
+        <w:t xml:space="preserve"> Additionally, the form contains an “optional” section that contains desirable information about the log sources but may require more effort to procure.  This type of information includes more specific forest name/location, landowner identification and contact information, harvest identification info, etc.  Adjust Disclosure Form to capture what is deemed to be Required vs. Optional for the project this specification applies </w:t>
+      </w:r>
+      <w:proofErr w:type="gramStart"/>
+      <w:r>
+        <w:rPr>
+          <w:i/>
+          <w:color w:val="C00000"/>
+        </w:rPr>
+        <w:t>to</w:t>
+      </w:r>
+      <w:proofErr w:type="gramEnd"/>
+      <w:r>
+        <w:rPr>
+          <w:i/>
+          <w:color w:val="C00000"/>
+        </w:rPr>
+        <w:t>.</w:t>
       </w:r>
     </w:p>
     <w:p>
@@ -1529,13 +1794,7 @@
         <w:rPr>
           <w:color w:val="000000"/>
         </w:rPr>
-        <w:t>Wood Supply</w:t>
-      </w:r>
-      <w:r>
-        <w:rPr>
-          <w:color w:val="000000"/>
-        </w:rPr>
-        <w:t xml:space="preserve"> Chain Product Documentation</w:t>
+        <w:t>Wood Supply Chain Product Documentation</w:t>
       </w:r>
     </w:p>
     <w:p>
@@ -1591,126 +1850,133 @@
           <w:b/>
           <w:color w:val="000000"/>
         </w:rPr>
-        <w:t>​​</w:t>
-      </w:r>
+        <w:t>​​Wood Supply Chain Product Disclosure Form</w:t>
+      </w:r>
+      <w:r>
+        <w:rPr>
+          <w:color w:val="000000"/>
+        </w:rPr>
+        <w:t xml:space="preserve">:​​ </w:t>
+      </w:r>
+      <w:r>
+        <w:t>P</w:t>
+      </w:r>
+      <w:r>
+        <w:rPr>
+          <w:color w:val="000000"/>
+        </w:rPr>
+        <w:t>rovide</w:t>
+      </w:r>
+      <w:r>
+        <w:t xml:space="preserve"> form included</w:t>
+      </w:r>
+      <w:r>
+        <w:rPr>
+          <w:color w:val="000000"/>
+        </w:rPr>
+        <w:t xml:space="preserve"> at the end of this Section, or equivalent, </w:t>
+      </w:r>
+      <w:r>
+        <w:t xml:space="preserve">by the </w:t>
+      </w:r>
+      <w:r>
+        <w:rPr>
+          <w:color w:val="000000"/>
+        </w:rPr>
+        <w:t>time of wood product procurement</w:t>
+      </w:r>
+      <w:r>
+        <w:t xml:space="preserve"> </w:t>
+      </w:r>
+      <w:r>
+        <w:rPr>
+          <w:color w:val="FF0000"/>
+        </w:rPr>
+        <w:t>or as deemed acceptable by Architect.</w:t>
+      </w:r>
+    </w:p>
+    <w:p>
+      <w:pPr>
+        <w:numPr>
+          <w:ilvl w:val="6"/>
+          <w:numId w:val="2"/>
+        </w:numPr>
+        <w:pBdr>
+          <w:top w:val="nil"/>
+          <w:left w:val="nil"/>
+          <w:bottom w:val="nil"/>
+          <w:right w:val="nil"/>
+          <w:between w:val="nil"/>
+        </w:pBdr>
+        <w:ind w:hanging="445"/>
+      </w:pPr>
+      <w:r>
+        <w:rPr>
+          <w:color w:val="000000"/>
+        </w:rPr>
+        <w:t xml:space="preserve">Equivalent form of documentation will be acceptable if it provides </w:t>
+      </w:r>
+      <w:proofErr w:type="gramStart"/>
+      <w:r>
+        <w:rPr>
+          <w:color w:val="000000"/>
+        </w:rPr>
+        <w:t>same</w:t>
+      </w:r>
+      <w:proofErr w:type="gramEnd"/>
+      <w:r>
+        <w:rPr>
+          <w:color w:val="000000"/>
+        </w:rPr>
+        <w:t xml:space="preserve"> information </w:t>
+      </w:r>
+      <w:r>
+        <w:t>as sample form, as determined by Architect</w:t>
+      </w:r>
+      <w:r>
+        <w:rPr>
+          <w:color w:val="000000"/>
+        </w:rPr>
+        <w:t>.</w:t>
+      </w:r>
+    </w:p>
+    <w:p>
+      <w:pPr>
+        <w:numPr>
+          <w:ilvl w:val="5"/>
+          <w:numId w:val="2"/>
+        </w:numPr>
+        <w:pBdr>
+          <w:top w:val="nil"/>
+          <w:left w:val="nil"/>
+          <w:bottom w:val="nil"/>
+          <w:right w:val="nil"/>
+          <w:between w:val="nil"/>
+        </w:pBdr>
+        <w:ind w:hanging="416"/>
+      </w:pPr>
       <w:r>
         <w:rPr>
           <w:b/>
-          <w:color w:val="000000"/>
-        </w:rPr>
-        <w:t>Wood Supply Chain Product Disclosure Form</w:t>
-      </w:r>
-      <w:r>
-        <w:rPr>
-          <w:color w:val="000000"/>
-        </w:rPr>
-        <w:t xml:space="preserve">:​​ </w:t>
-      </w:r>
-      <w:r>
-        <w:t>P</w:t>
-      </w:r>
-      <w:r>
-        <w:rPr>
-          <w:color w:val="000000"/>
-        </w:rPr>
-        <w:t>rovide</w:t>
-      </w:r>
-      <w:r>
-        <w:t xml:space="preserve"> form included</w:t>
-      </w:r>
-      <w:r>
-        <w:rPr>
-          <w:color w:val="000000"/>
-        </w:rPr>
-        <w:t xml:space="preserve"> at the end of this Section, or equivalent, </w:t>
-      </w:r>
-      <w:r>
-        <w:t xml:space="preserve">by the </w:t>
-      </w:r>
-      <w:r>
-        <w:rPr>
-          <w:color w:val="000000"/>
-        </w:rPr>
-        <w:t>time of wood product procurement</w:t>
-      </w:r>
-      <w:r>
-        <w:t xml:space="preserve"> </w:t>
-      </w:r>
-      <w:r>
-        <w:rPr>
-          <w:color w:val="FF0000"/>
-        </w:rPr>
-        <w:t>or as deemed acceptable by Architect.</w:t>
-      </w:r>
-    </w:p>
-    <w:p>
-      <w:pPr>
-        <w:numPr>
-          <w:ilvl w:val="6"/>
-          <w:numId w:val="2"/>
-        </w:numPr>
-        <w:pBdr>
-          <w:top w:val="nil"/>
-          <w:left w:val="nil"/>
-          <w:bottom w:val="nil"/>
-          <w:right w:val="nil"/>
-          <w:between w:val="nil"/>
-        </w:pBdr>
-        <w:ind w:hanging="445"/>
-      </w:pPr>
-      <w:r>
-        <w:rPr>
-          <w:color w:val="000000"/>
-        </w:rPr>
-        <w:t xml:space="preserve">Equivalent form of documentation will be acceptable if it provides same information </w:t>
-      </w:r>
-      <w:r>
-        <w:t>as sample form, as determined by Architect</w:t>
-      </w:r>
-      <w:r>
-        <w:rPr>
-          <w:color w:val="000000"/>
-        </w:rPr>
-        <w:t>.</w:t>
-      </w:r>
-    </w:p>
-    <w:p>
-      <w:pPr>
-        <w:numPr>
-          <w:ilvl w:val="5"/>
-          <w:numId w:val="2"/>
-        </w:numPr>
-        <w:pBdr>
-          <w:top w:val="nil"/>
-          <w:left w:val="nil"/>
-          <w:bottom w:val="nil"/>
-          <w:right w:val="nil"/>
-          <w:between w:val="nil"/>
-        </w:pBdr>
-        <w:ind w:hanging="416"/>
-      </w:pPr>
+        </w:rPr>
+        <w:t>E</w:t>
+      </w:r>
       <w:r>
         <w:rPr>
           <w:b/>
-        </w:rPr>
-        <w:t>E</w:t>
+          <w:color w:val="000000"/>
+        </w:rPr>
+        <w:t xml:space="preserve">vidence of </w:t>
       </w:r>
       <w:r>
         <w:rPr>
           <w:b/>
-          <w:color w:val="000000"/>
-        </w:rPr>
-        <w:t xml:space="preserve">vidence of </w:t>
+        </w:rPr>
+        <w:t>C</w:t>
       </w:r>
       <w:r>
         <w:rPr>
           <w:b/>
-        </w:rPr>
-        <w:t>C</w:t>
-      </w:r>
-      <w:r>
-        <w:rPr>
-          <w:b/>
           <w:color w:val="000000"/>
         </w:rPr>
         <w:t>ompliance</w:t>
@@ -1728,7 +1994,21 @@
         <w:rPr>
           <w:color w:val="000000"/>
         </w:rPr>
-        <w:t xml:space="preserve"> from appropriate representatives in the supply chain that corroborate the flow of materials </w:t>
+        <w:t xml:space="preserve"> from appropriate representatives in the supply chain that </w:t>
+      </w:r>
+      <w:proofErr w:type="gramStart"/>
+      <w:r>
+        <w:rPr>
+          <w:color w:val="000000"/>
+        </w:rPr>
+        <w:t>corroborate</w:t>
+      </w:r>
+      <w:proofErr w:type="gramEnd"/>
+      <w:r>
+        <w:rPr>
+          <w:color w:val="000000"/>
+        </w:rPr>
+        <w:t xml:space="preserve"> the flow of materials </w:t>
       </w:r>
       <w:r>
         <w:t>from one layer to another, the amount of material, material types, dates of purchase/sale, and other relevant characteristics.</w:t>
@@ -1849,13 +2129,7 @@
         <w:rPr>
           <w:color w:val="000000"/>
         </w:rPr>
-        <w:t xml:space="preserve">Wood Supply Chain Disclosure: </w:t>
-      </w:r>
-      <w:r>
-        <w:rPr>
-          <w:color w:val="000000"/>
-        </w:rPr>
-        <w:t xml:space="preserve">Report and document supply chain information for wood </w:t>
+        <w:t xml:space="preserve">Wood Supply Chain Disclosure: Report and document supply chain information for wood </w:t>
       </w:r>
       <w:r>
         <w:t>products identified in Part 1.1(A) above per the Levels of Transparency listed below</w:t>
@@ -1902,7 +2176,23 @@
           <w:i/>
           <w:color w:val="C00000"/>
         </w:rPr>
-        <w:t>Choose all that apply based on project disclosure goals, and delete the rest.</w:t>
+        <w:t xml:space="preserve">Choose all that apply based on project disclosure </w:t>
+      </w:r>
+      <w:proofErr w:type="gramStart"/>
+      <w:r>
+        <w:rPr>
+          <w:i/>
+          <w:color w:val="C00000"/>
+        </w:rPr>
+        <w:t>goals, and</w:t>
+      </w:r>
+      <w:proofErr w:type="gramEnd"/>
+      <w:r>
+        <w:rPr>
+          <w:i/>
+          <w:color w:val="C00000"/>
+        </w:rPr>
+        <w:t xml:space="preserve"> delete the rest.</w:t>
       </w:r>
     </w:p>
     <w:p>
@@ -2088,15 +2378,22 @@
           <w:ilvl w:val="4"/>
           <w:numId w:val="2"/>
         </w:numPr>
-        <w:rPr>
-          <w:color w:val="FF0000"/>
-        </w:rPr>
-      </w:pPr>
-      <w:r>
-        <w:rPr>
-          <w:color w:val="FF0000"/>
-        </w:rPr>
-        <w:t>Glue Laminated Timber (GLT).</w:t>
+        <w:pBdr>
+          <w:top w:val="nil"/>
+          <w:left w:val="nil"/>
+          <w:bottom w:val="nil"/>
+          <w:right w:val="nil"/>
+          <w:between w:val="nil"/>
+        </w:pBdr>
+        <w:rPr>
+          <w:color w:val="FF0000"/>
+        </w:rPr>
+      </w:pPr>
+      <w:r>
+        <w:rPr>
+          <w:color w:val="FF0000"/>
+        </w:rPr>
+        <w:t>Glue Laminated Timber (Glulam, GLT, GLB).</w:t>
       </w:r>
     </w:p>
     <w:p>
@@ -2451,6 +2748,65 @@
         <w:rPr>
           <w:color w:val="FF0000"/>
         </w:rPr>
+        <w:t>Plywood.</w:t>
+      </w:r>
+    </w:p>
+    <w:p>
+      <w:pPr>
+        <w:numPr>
+          <w:ilvl w:val="5"/>
+          <w:numId w:val="2"/>
+        </w:numPr>
+        <w:ind w:hanging="416"/>
+      </w:pPr>
+      <w:r>
+        <w:t>REQUIRED Level</w:t>
+      </w:r>
+      <w:r>
+        <w:rPr>
+          <w:color w:val="FF0000"/>
+        </w:rPr>
+        <w:t xml:space="preserve"> 1/2/3 </w:t>
+      </w:r>
+      <w:r>
+        <w:t>Transparency</w:t>
+      </w:r>
+    </w:p>
+    <w:p>
+      <w:pPr>
+        <w:numPr>
+          <w:ilvl w:val="5"/>
+          <w:numId w:val="2"/>
+        </w:numPr>
+        <w:ind w:hanging="416"/>
+      </w:pPr>
+      <w:r>
+        <w:t>OPTIONAL Level</w:t>
+      </w:r>
+      <w:r>
+        <w:rPr>
+          <w:color w:val="FF0000"/>
+        </w:rPr>
+        <w:t xml:space="preserve"> 1/2/3 </w:t>
+      </w:r>
+      <w:r>
+        <w:t>Transparency  </w:t>
+      </w:r>
+    </w:p>
+    <w:p>
+      <w:pPr>
+        <w:numPr>
+          <w:ilvl w:val="4"/>
+          <w:numId w:val="2"/>
+        </w:numPr>
+        <w:rPr>
+          <w:color w:val="FF0000"/>
+        </w:rPr>
+      </w:pPr>
+      <w:r>
+        <w:rPr>
+          <w:color w:val="FF0000"/>
+        </w:rPr>
         <w:t>Wood siding.</w:t>
       </w:r>
     </w:p>
@@ -2620,15 +2976,22 @@
           <w:ilvl w:val="4"/>
           <w:numId w:val="2"/>
         </w:numPr>
-        <w:rPr>
-          <w:color w:val="FF0000"/>
-        </w:rPr>
-      </w:pPr>
-      <w:r>
-        <w:rPr>
-          <w:color w:val="FF0000"/>
-        </w:rPr>
-        <w:t>Plywood.</w:t>
+        <w:pBdr>
+          <w:top w:val="nil"/>
+          <w:left w:val="nil"/>
+          <w:bottom w:val="nil"/>
+          <w:right w:val="nil"/>
+          <w:between w:val="nil"/>
+        </w:pBdr>
+        <w:rPr>
+          <w:color w:val="FF0000"/>
+        </w:rPr>
+      </w:pPr>
+      <w:r>
+        <w:rPr>
+          <w:color w:val="FF0000"/>
+        </w:rPr>
+        <w:t>Wood millwork/trim.</w:t>
       </w:r>
     </w:p>
     <w:p>
@@ -2827,103 +3190,192 @@
         <w:rPr>
           <w:i/>
         </w:rPr>
+        <w:t xml:space="preserve">Wood </w:t>
+      </w:r>
+      <w:proofErr w:type="gramStart"/>
+      <w:r>
+        <w:rPr>
+          <w:i/>
+        </w:rPr>
+        <w:t>Sourcing Disclosure</w:t>
+      </w:r>
+      <w:proofErr w:type="gramEnd"/>
+      <w:r>
+        <w:rPr>
+          <w:i/>
+        </w:rPr>
+        <w:t xml:space="preserve"> Form</w:t>
+      </w:r>
+      <w:r>
+        <w:rPr>
+          <w:color w:val="000000"/>
+        </w:rPr>
+        <w:t xml:space="preserve"> as a </w:t>
+      </w:r>
+      <w:r>
+        <w:t>cover sheet</w:t>
+      </w:r>
+      <w:r>
+        <w:rPr>
+          <w:color w:val="000000"/>
+        </w:rPr>
+        <w:t xml:space="preserve"> to documentation that confirms compliance with information claimed on form.</w:t>
+      </w:r>
+    </w:p>
+    <w:p>
+      <w:pPr>
+        <w:numPr>
+          <w:ilvl w:val="4"/>
+          <w:numId w:val="2"/>
+        </w:numPr>
+        <w:pBdr>
+          <w:top w:val="nil"/>
+          <w:left w:val="nil"/>
+          <w:bottom w:val="nil"/>
+          <w:right w:val="nil"/>
+          <w:between w:val="nil"/>
+        </w:pBdr>
+      </w:pPr>
+      <w:r>
+        <w:rPr>
+          <w:color w:val="000000"/>
+        </w:rPr>
+        <w:t>Fill out one line for each brand name product</w:t>
+      </w:r>
+      <w:r>
+        <w:t>,</w:t>
+      </w:r>
+      <w:r>
+        <w:rPr>
+          <w:color w:val="000000"/>
+        </w:rPr>
+        <w:t xml:space="preserve"> manufacturer, and/or</w:t>
+      </w:r>
+      <w:r>
+        <w:t xml:space="preserve"> </w:t>
+      </w:r>
+      <w:r>
+        <w:rPr>
+          <w:color w:val="000000"/>
+        </w:rPr>
+        <w:t>lot of commodity products.</w:t>
+      </w:r>
+    </w:p>
+    <w:p>
+      <w:pPr>
+        <w:numPr>
+          <w:ilvl w:val="4"/>
+          <w:numId w:val="2"/>
+        </w:numPr>
+        <w:pBdr>
+          <w:top w:val="nil"/>
+          <w:left w:val="nil"/>
+          <w:bottom w:val="nil"/>
+          <w:right w:val="nil"/>
+          <w:between w:val="nil"/>
+        </w:pBdr>
+      </w:pPr>
+      <w:r>
+        <w:rPr>
+          <w:color w:val="000000"/>
+        </w:rPr>
+        <w:t>Where required attachments are specified, attach the documentation.</w:t>
+      </w:r>
+    </w:p>
+    <w:p>
+      <w:pPr>
+        <w:numPr>
+          <w:ilvl w:val="4"/>
+          <w:numId w:val="2"/>
+        </w:numPr>
+        <w:pBdr>
+          <w:top w:val="nil"/>
+          <w:left w:val="nil"/>
+          <w:bottom w:val="nil"/>
+          <w:right w:val="nil"/>
+          <w:between w:val="nil"/>
+        </w:pBdr>
+      </w:pPr>
+      <w:r>
+        <w:rPr>
+          <w:color w:val="000000"/>
+        </w:rPr>
+        <w:t>Mark each blank with the appropriate information; if any item is not relevant use the code "NR"; if any item is not available use the code "NA".</w:t>
+      </w:r>
+    </w:p>
+    <w:p>
+      <w:pPr>
+        <w:numPr>
+          <w:ilvl w:val="3"/>
+          <w:numId w:val="2"/>
+        </w:numPr>
+        <w:pBdr>
+          <w:top w:val="nil"/>
+          <w:left w:val="nil"/>
+          <w:bottom w:val="nil"/>
+          <w:right w:val="nil"/>
+          <w:between w:val="nil"/>
+        </w:pBdr>
+      </w:pPr>
+      <w:r>
+        <w:rPr>
+          <w:color w:val="000000"/>
+        </w:rPr>
+        <w:t>Each form must be signed by the entity capable of certifying the information.</w:t>
+      </w:r>
+    </w:p>
+    <w:p>
+      <w:pPr>
+        <w:numPr>
+          <w:ilvl w:val="4"/>
+          <w:numId w:val="2"/>
+        </w:numPr>
+        <w:pBdr>
+          <w:top w:val="nil"/>
+          <w:left w:val="nil"/>
+          <w:bottom w:val="nil"/>
+          <w:right w:val="nil"/>
+          <w:between w:val="nil"/>
+        </w:pBdr>
+      </w:pPr>
+      <w:r>
+        <w:rPr>
+          <w:i/>
+        </w:rPr>
         <w:t>Wood Sourcing Disclosure Form</w:t>
       </w:r>
       <w:r>
         <w:rPr>
           <w:color w:val="000000"/>
         </w:rPr>
-        <w:t xml:space="preserve"> as a </w:t>
-      </w:r>
-      <w:r>
-        <w:t>cover sheet</w:t>
-      </w:r>
-      <w:r>
-        <w:rPr>
-          <w:color w:val="000000"/>
-        </w:rPr>
-        <w:t xml:space="preserve"> to documentation that confirms compliance with information claimed on form.</w:t>
-      </w:r>
-    </w:p>
-    <w:p>
-      <w:pPr>
-        <w:numPr>
-          <w:ilvl w:val="4"/>
-          <w:numId w:val="2"/>
-        </w:numPr>
-        <w:pBdr>
-          <w:top w:val="nil"/>
-          <w:left w:val="nil"/>
-          <w:bottom w:val="nil"/>
-          <w:right w:val="nil"/>
-          <w:between w:val="nil"/>
-        </w:pBdr>
-      </w:pPr>
-      <w:r>
-        <w:rPr>
-          <w:color w:val="000000"/>
-        </w:rPr>
-        <w:t>Fill out one line for each brand name product</w:t>
-      </w:r>
-      <w:r>
-        <w:t>,</w:t>
-      </w:r>
-      <w:r>
-        <w:rPr>
-          <w:color w:val="000000"/>
-        </w:rPr>
-        <w:t xml:space="preserve"> manufacturer, and/or</w:t>
-      </w:r>
-      <w:r>
         <w:t xml:space="preserve"> </w:t>
       </w:r>
       <w:r>
-        <w:rPr>
-          <w:color w:val="000000"/>
-        </w:rPr>
-        <w:t>lot of commodity products.</w:t>
-      </w:r>
-    </w:p>
-    <w:p>
-      <w:pPr>
-        <w:numPr>
-          <w:ilvl w:val="4"/>
-          <w:numId w:val="2"/>
-        </w:numPr>
-        <w:pBdr>
-          <w:top w:val="nil"/>
-          <w:left w:val="nil"/>
-          <w:bottom w:val="nil"/>
-          <w:right w:val="nil"/>
-          <w:between w:val="nil"/>
-        </w:pBdr>
-      </w:pPr>
-      <w:r>
-        <w:rPr>
-          <w:color w:val="000000"/>
-        </w:rPr>
-        <w:t>Where required attachments are specified, attach the documentation.</w:t>
-      </w:r>
-    </w:p>
-    <w:p>
-      <w:pPr>
-        <w:numPr>
-          <w:ilvl w:val="4"/>
-          <w:numId w:val="2"/>
-        </w:numPr>
-        <w:pBdr>
-          <w:top w:val="nil"/>
-          <w:left w:val="nil"/>
-          <w:bottom w:val="nil"/>
-          <w:right w:val="nil"/>
-          <w:between w:val="nil"/>
-        </w:pBdr>
-      </w:pPr>
-      <w:r>
-        <w:rPr>
-          <w:color w:val="000000"/>
-        </w:rPr>
-        <w:t>Mark each blank with the appropriate information; if any item is not relevant use the code "NR"; if any item is not available use the code "NA".</w:t>
+        <w:t>shall</w:t>
+      </w:r>
+      <w:r>
+        <w:rPr>
+          <w:color w:val="000000"/>
+        </w:rPr>
+        <w:t xml:space="preserve"> be signed by a representative as designated by the </w:t>
+      </w:r>
+      <w:r>
+        <w:t>General C</w:t>
+      </w:r>
+      <w:r>
+        <w:rPr>
+          <w:color w:val="000000"/>
+        </w:rPr>
+        <w:t xml:space="preserve">ontractor, and agreed to by the </w:t>
+      </w:r>
+      <w:r>
+        <w:t>Owner,</w:t>
+      </w:r>
+      <w:r>
+        <w:rPr>
+          <w:color w:val="000000"/>
+        </w:rPr>
+        <w:t xml:space="preserve"> attesting to the accuracy and completeness of information received.</w:t>
       </w:r>
     </w:p>
     <w:p>
@@ -2944,81 +3396,6 @@
         <w:rPr>
           <w:color w:val="000000"/>
         </w:rPr>
-        <w:t>Each form must be signed by the entity capable of certifying the information.</w:t>
-      </w:r>
-    </w:p>
-    <w:p>
-      <w:pPr>
-        <w:numPr>
-          <w:ilvl w:val="4"/>
-          <w:numId w:val="2"/>
-        </w:numPr>
-        <w:pBdr>
-          <w:top w:val="nil"/>
-          <w:left w:val="nil"/>
-          <w:bottom w:val="nil"/>
-          <w:right w:val="nil"/>
-          <w:between w:val="nil"/>
-        </w:pBdr>
-      </w:pPr>
-      <w:r>
-        <w:rPr>
-          <w:i/>
-        </w:rPr>
-        <w:t>Wood Sourcing Disclosure Form</w:t>
-      </w:r>
-      <w:r>
-        <w:rPr>
-          <w:color w:val="000000"/>
-        </w:rPr>
-        <w:t xml:space="preserve"> </w:t>
-      </w:r>
-      <w:r>
-        <w:t>shall</w:t>
-      </w:r>
-      <w:r>
-        <w:rPr>
-          <w:color w:val="000000"/>
-        </w:rPr>
-        <w:t xml:space="preserve"> be signed by a representative as designated by the </w:t>
-      </w:r>
-      <w:r>
-        <w:t>General C</w:t>
-      </w:r>
-      <w:r>
-        <w:rPr>
-          <w:color w:val="000000"/>
-        </w:rPr>
-        <w:t xml:space="preserve">ontractor, and agreed to by the </w:t>
-      </w:r>
-      <w:r>
-        <w:t>Owner,</w:t>
-      </w:r>
-      <w:r>
-        <w:rPr>
-          <w:color w:val="000000"/>
-        </w:rPr>
-        <w:t xml:space="preserve"> attesting to the accuracy and completeness of information received.</w:t>
-      </w:r>
-    </w:p>
-    <w:p>
-      <w:pPr>
-        <w:numPr>
-          <w:ilvl w:val="3"/>
-          <w:numId w:val="2"/>
-        </w:numPr>
-        <w:pBdr>
-          <w:top w:val="nil"/>
-          <w:left w:val="nil"/>
-          <w:bottom w:val="nil"/>
-          <w:right w:val="nil"/>
-          <w:between w:val="nil"/>
-        </w:pBdr>
-      </w:pPr>
-      <w:r>
-        <w:rPr>
-          <w:color w:val="000000"/>
-        </w:rPr>
         <w:t>Submit the completed forms in accordance with the requirements of Section 013000 - Administrative Requirements.</w:t>
       </w:r>
     </w:p>
@@ -3046,13 +3423,7 @@
         <w:rPr>
           <w:color w:val="FF0000"/>
         </w:rPr>
-        <w:t>[concurrently with other product data submittals</w:t>
-      </w:r>
-      <w:r>
-        <w:rPr>
-          <w:color w:val="FF0000"/>
-        </w:rPr>
-        <w:t xml:space="preserve"> prior to procurement] [prior to project close-out].</w:t>
+        <w:t>[concurrently with other product data submittals prior to procurement] [prior to project close-out].</w:t>
       </w:r>
     </w:p>
     <w:p>
@@ -3102,67 +3473,7 @@
         <w:rPr>
           <w:color w:val="FF0000"/>
         </w:rPr>
-        <w:t xml:space="preserve">For </w:t>
-      </w:r>
-      <w:r>
-        <w:rPr>
-          <w:color w:val="FF0000"/>
-        </w:rPr>
-        <w:t xml:space="preserve">products being provided across </w:t>
-      </w:r>
-      <w:r>
-        <w:rPr>
-          <w:color w:val="FF0000"/>
-        </w:rPr>
-        <w:t xml:space="preserve">multiple </w:t>
-      </w:r>
-      <w:r>
-        <w:rPr>
-          <w:color w:val="FF0000"/>
-        </w:rPr>
-        <w:t>phases of work</w:t>
-      </w:r>
-      <w:r>
-        <w:rPr>
-          <w:color w:val="FF0000"/>
-        </w:rPr>
-        <w:t xml:space="preserve">, the initial submittal of a form is sufficient for subsequent </w:t>
-      </w:r>
-      <w:r>
-        <w:rPr>
-          <w:color w:val="FF0000"/>
-        </w:rPr>
-        <w:t>phases</w:t>
-      </w:r>
-      <w:r>
-        <w:rPr>
-          <w:color w:val="FF0000"/>
-        </w:rPr>
-        <w:t xml:space="preserve"> unless Level </w:t>
-      </w:r>
-      <w:r>
-        <w:rPr>
-          <w:color w:val="FF0000"/>
-        </w:rPr>
-        <w:t xml:space="preserve">4 Transparency is being sought or </w:t>
-      </w:r>
-      <w:r>
-        <w:rPr>
-          <w:color w:val="FF0000"/>
-        </w:rPr>
-        <w:t>the nature of the product</w:t>
-      </w:r>
-      <w:r>
-        <w:rPr>
-          <w:color w:val="FF0000"/>
-        </w:rPr>
-        <w:t xml:space="preserve"> has</w:t>
-      </w:r>
-      <w:r>
-        <w:rPr>
-          <w:color w:val="FF0000"/>
-        </w:rPr>
-        <w:t xml:space="preserve"> changed.</w:t>
+        <w:t>For products being provided across multiple phases of work, the initial submittal of a form is sufficient for subsequent phases unless the nature of the product has changed.</w:t>
       </w:r>
     </w:p>
     <w:p>
